--- a/backend/fca/templates/progress-note-letter-v1.docx
+++ b/backend/fca/templates/progress-note-letter-v1.docx
@@ -880,7 +880,7 @@
       <w:headerReference w:type="default" r:id="rId25"/>
       <w:footerReference w:type="default" r:id="rId26"/>
       <w:pgSz w:w="11906" w:h="16838" w:orient="portrait" w:code="1"/>
-      <w:pgMar w:top="1037" w:right="1267" w:bottom="979" w:left="1267" w:header="360" w:footer="360" w:gutter="0"/>
+      <w:pgMar w:top="2160" w:right="1267" w:bottom="979" w:left="1267" w:header="360" w:footer="360" w:gutter="0"/>
       <w:cols w:space="720"/>
       <w:docGrid w:linePitch="326"/>
       <w:pgNumType w:fmt="decimal" w:start="1"/>

--- a/backend/fca/templates/progress-note-letter-v1.docx
+++ b/backend/fca/templates/progress-note-letter-v1.docx
@@ -42,7 +42,7 @@
     <w:p>
       <w:pPr>
         <w:pStyle w:val="OPAL–Body"/>
-        <w:spacing w:before="0" w:after="20" w:line="240" w:lineRule="auto"/>
+        <w:spacing w:before="0" w:after="40" w:line="240" w:lineRule="auto"/>
         <w:ind w:left="216"/>
         <w:pBdr>
           <w:left w:val="single" w:sz="14" w:space="8" w:color="C5E1CC"/>
@@ -71,7 +71,7 @@
     <w:p>
       <w:pPr>
         <w:pStyle w:val="OPAL–Body"/>
-        <w:spacing w:before="0" w:after="20" w:line="240" w:lineRule="auto"/>
+        <w:spacing w:before="0" w:after="40" w:line="240" w:lineRule="auto"/>
         <w:ind w:left="216"/>
         <w:pBdr>
           <w:left w:val="single" w:sz="14" w:space="8" w:color="C5E1CC"/>
@@ -100,7 +100,7 @@
     <w:p>
       <w:pPr>
         <w:pStyle w:val="OPAL–Body"/>
-        <w:spacing w:before="0" w:after="20" w:line="240" w:lineRule="auto"/>
+        <w:spacing w:before="0" w:after="40" w:line="240" w:lineRule="auto"/>
         <w:ind w:left="216"/>
         <w:pBdr>
           <w:left w:val="single" w:sz="14" w:space="8" w:color="C5E1CC"/>
@@ -129,7 +129,7 @@
     <w:p>
       <w:pPr>
         <w:pStyle w:val="OPAL–Body"/>
-        <w:spacing w:before="0" w:after="280" w:line="240" w:lineRule="auto"/>
+        <w:spacing w:before="0" w:after="80" w:line="240" w:lineRule="auto"/>
         <w:ind w:left="216"/>
         <w:pBdr>
           <w:left w:val="single" w:sz="14" w:space="8" w:color="C5E1CC"/>
@@ -158,7 +158,7 @@
     <w:p>
       <w:pPr>
         <w:pStyle w:val="OPAL–Body"/>
-        <w:spacing w:before="0" w:after="40"/>
+        <w:spacing w:before="300" w:after="80"/>
       </w:pPr>
       <w:r>
         <w:rPr>
@@ -174,7 +174,7 @@
     <w:p>
       <w:pPr>
         <w:pStyle w:val="OPAL–Body"/>
-        <w:spacing w:before="0" w:after="140"/>
+        <w:spacing w:before="0" w:after="60"/>
         <w:pBdr>
           <w:bottom w:val="single" w:sz="8" w:space="6" w:color="C5E1CC"/>
         </w:pBdr>
@@ -202,7 +202,7 @@
     <w:p>
       <w:pPr>
         <w:pStyle w:val="OPAL–Body"/>
-        <w:spacing w:before="0" w:after="280"/>
+        <w:spacing w:before="220" w:after="280"/>
       </w:pPr>
       <w:r>
         <w:rPr>

--- a/backend/fca/templates/progress-note-letter-v1.docx
+++ b/backend/fca/templates/progress-note-letter-v1.docx
@@ -43,10 +43,6 @@
       <w:pPr>
         <w:pStyle w:val="OPAL–Body"/>
         <w:spacing w:before="0" w:after="40" w:line="240" w:lineRule="auto"/>
-        <w:ind w:left="216"/>
-        <w:pBdr>
-          <w:left w:val="single" w:sz="14" w:space="8" w:color="C5E1CC"/>
-        </w:pBdr>
       </w:pPr>
       <w:sdt>
         <w:sdtPr>
@@ -72,10 +68,6 @@
       <w:pPr>
         <w:pStyle w:val="OPAL–Body"/>
         <w:spacing w:before="0" w:after="40" w:line="240" w:lineRule="auto"/>
-        <w:ind w:left="216"/>
-        <w:pBdr>
-          <w:left w:val="single" w:sz="14" w:space="8" w:color="C5E1CC"/>
-        </w:pBdr>
       </w:pPr>
       <w:sdt>
         <w:sdtPr>
@@ -101,10 +93,6 @@
       <w:pPr>
         <w:pStyle w:val="OPAL–Body"/>
         <w:spacing w:before="0" w:after="40" w:line="240" w:lineRule="auto"/>
-        <w:ind w:left="216"/>
-        <w:pBdr>
-          <w:left w:val="single" w:sz="14" w:space="8" w:color="C5E1CC"/>
-        </w:pBdr>
       </w:pPr>
       <w:sdt>
         <w:sdtPr>
@@ -130,10 +118,6 @@
       <w:pPr>
         <w:pStyle w:val="OPAL–Body"/>
         <w:spacing w:before="0" w:after="80" w:line="240" w:lineRule="auto"/>
-        <w:ind w:left="216"/>
-        <w:pBdr>
-          <w:left w:val="single" w:sz="14" w:space="8" w:color="C5E1CC"/>
-        </w:pBdr>
       </w:pPr>
       <w:sdt>
         <w:sdtPr>
